--- a/testakten/statusfeststellung-drv-musikschule-gf-freelancer-klingenhain/05-satzung-und-gf-regelung.docx
+++ b/testakten/statusfeststellung-drv-musikschule-gf-freelancer-klingenhain/05-satzung-und-gf-regelung.docx
@@ -374,14 +374,6 @@
         <w:t>Nebenabrede außerhalb der Satzung: Neben dieser notariell beurkundeten Satzung existiert ein privatschriftlicher, nicht notariell beurkundeter „Gründerbrief" vom 03.05.2021, in dem sich die Gesellschafter darauf verständigen, dass Herr Dr. Klingenhain einer Änderung des Unterrichtsprofils, einem Personalabbau und der Aufnahme neuer Gesellschafter widersprechen kann. Diese Abrede ist nicht Bestandteil der Satzung und im Handelsregister nicht eingetragen.</w:t>
       </w:r>
     </w:p>
-    <w:p>
-      <w:pPr>
-        <w:jc w:val="left"/>
-      </w:pPr>
-      <w:r>
-        <w:t>Formathinweis: Dieses Aktenstück wird in Times New Roman, 11 pt, mit ausschließlich dezimaler Gliederung ausgegeben.</w:t>
-      </w:r>
-    </w:p>
     <w:sectPr>
       <w:pgSz w:w="11906" w:h="16838"/>
       <w:pgMar w:top="1417" w:right="1417" w:bottom="1417" w:left="1417" w:header="720" w:footer="720" w:gutter="0"/>
